--- a/Универ/5 курс/ХИУД/ЛР/ХИУД.ЛР1.250541.Власов.docx
+++ b/Универ/5 курс/ХИУД/ЛР/ХИУД.ЛР1.250541.Власов.docx
@@ -842,7 +842,6 @@
           <w:bCs w:val="0"/>
         </w:rPr>
       </w:pPr>
-      <w:bookmarkStart w:id="0" w:name="OLE_LINK14"/>
       <w:r>
         <w:rPr>
           <w:b w:val="0"/>
@@ -900,9 +899,9 @@
               <w:rPr>
                 <w:sz w:val="28"/>
                 <w:szCs w:val="28"/>
-                <w:lang w:val="ru-RU" w:eastAsia="en-US"/>
+                <w:lang w:eastAsia="en-US"/>
               </w:rPr>
-              <w:t xml:space="preserve">Введение</w:t>
+              <w:t>Введение</w:t>
             </w:r>
             <w:r>
               <w:rPr>
@@ -963,9 +962,9 @@
               <w:rPr>
                 <w:sz w:val="28"/>
                 <w:szCs w:val="28"/>
-                <w:lang w:val="ru-RU" w:eastAsia="en-US"/>
+                <w:lang w:eastAsia="en-US"/>
               </w:rPr>
-              <w:t xml:space="preserve">1 Выполнение работы</w:t>
+              <w:t>1 Выполнение работы</w:t>
             </w:r>
             <w:r>
               <w:rPr>
@@ -1026,9 +1025,9 @@
               <w:rPr>
                 <w:sz w:val="28"/>
                 <w:szCs w:val="28"/>
-                <w:lang w:val="ru-RU" w:eastAsia="en-US"/>
+                <w:lang w:eastAsia="en-US"/>
               </w:rPr>
-              <w:t xml:space="preserve">1.1 Установка ПО для запуска VNXe-симулятора</w:t>
+              <w:t>1.1 Установка ПО для запуска VNXe-симулятора</w:t>
             </w:r>
             <w:r>
               <w:rPr>
@@ -1089,9 +1088,9 @@
               <w:rPr>
                 <w:sz w:val="28"/>
                 <w:szCs w:val="28"/>
-                <w:lang w:val="ru-RU" w:eastAsia="en-US"/>
+                <w:lang w:eastAsia="en-US"/>
               </w:rPr>
-              <w:t xml:space="preserve">1.2 Установка Unisphere VNXe Demo</w:t>
+              <w:t>1.2 Установка Unisphere VNXe Demo</w:t>
             </w:r>
             <w:r>
               <w:rPr>
@@ -1152,9 +1151,9 @@
               <w:rPr>
                 <w:sz w:val="28"/>
                 <w:szCs w:val="28"/>
-                <w:lang w:val="ru-RU" w:eastAsia="en-US"/>
+                <w:lang w:eastAsia="en-US"/>
               </w:rPr>
-              <w:t xml:space="preserve">1.3 Исследование инфраструктуры</w:t>
+              <w:t>1.3 Исследование инфраструктуры</w:t>
             </w:r>
             <w:r>
               <w:rPr>
@@ -1215,9 +1214,9 @@
               <w:rPr>
                 <w:sz w:val="28"/>
                 <w:szCs w:val="28"/>
-                <w:lang w:val="ru-RU" w:eastAsia="en-US"/>
+                <w:lang w:eastAsia="en-US"/>
               </w:rPr>
-              <w:t xml:space="preserve">Заключение</w:t>
+              <w:t>Заключение</w:t>
             </w:r>
             <w:r>
               <w:rPr>
@@ -1288,286 +1287,286 @@
         <w:spacing w:before="0" w:after="0"/>
         <w:ind w:right="0"/>
       </w:pPr>
-      <w:bookmarkStart w:id="1" w:name="_Toc232002298"/>
+      <w:bookmarkStart w:id="0" w:name="_Toc232002298"/>
       <w:r>
         <w:lastRenderedPageBreak/>
         <w:t>Введение</w:t>
       </w:r>
-      <w:bookmarkStart w:id="2" w:name="OLE_LINK11"/>
+      <w:bookmarkStart w:id="1" w:name="OLE_LINK11"/>
+      <w:bookmarkEnd w:id="0"/>
+    </w:p>
+    <w:p>
+      <w:pPr>
+        <w:pStyle w:val="a7"/>
+        <w:rPr>
+          <w:lang w:val="ru-RU"/>
+        </w:rPr>
+      </w:pPr>
+    </w:p>
+    <w:p>
+      <w:pPr>
+        <w:pStyle w:val="a7"/>
+        <w:rPr>
+          <w:lang w:val="ru-RU"/>
+        </w:rPr>
+      </w:pPr>
+      <w:r>
+        <w:rPr>
+          <w:lang w:val="ru-RU"/>
+        </w:rPr>
+        <w:t xml:space="preserve">В данной лабораторной работе рассматривается устройство системы хранения данных (СХД) на примере виртуального симулятора </w:t>
+      </w:r>
+      <w:proofErr w:type="spellStart"/>
+      <w:r>
+        <w:rPr>
+          <w:lang w:val="ru-RU"/>
+        </w:rPr>
+        <w:t>Unisphere</w:t>
+      </w:r>
+      <w:proofErr w:type="spellEnd"/>
+      <w:r>
+        <w:rPr>
+          <w:lang w:val="ru-RU"/>
+        </w:rPr>
+        <w:t xml:space="preserve"> </w:t>
+      </w:r>
+      <w:proofErr w:type="spellStart"/>
+      <w:r>
+        <w:rPr>
+          <w:lang w:val="ru-RU"/>
+        </w:rPr>
+        <w:t>VNXe</w:t>
+      </w:r>
+      <w:proofErr w:type="spellEnd"/>
+      <w:r>
+        <w:rPr>
+          <w:lang w:val="ru-RU"/>
+        </w:rPr>
+        <w:t xml:space="preserve"> </w:t>
+      </w:r>
+      <w:proofErr w:type="spellStart"/>
+      <w:r>
+        <w:rPr>
+          <w:lang w:val="ru-RU"/>
+        </w:rPr>
+        <w:t>Demo</w:t>
+      </w:r>
+      <w:proofErr w:type="spellEnd"/>
+      <w:r>
+        <w:rPr>
+          <w:lang w:val="ru-RU"/>
+        </w:rPr>
+        <w:t xml:space="preserve">. Цель работы заключается в изучении программно-аппаратной архитектуры СХД, определении характеристик её компонентов и установлении связей между ними. </w:t>
+      </w:r>
+    </w:p>
+    <w:p>
+      <w:pPr>
+        <w:pStyle w:val="a7"/>
+        <w:rPr>
+          <w:lang w:val="ru-RU"/>
+        </w:rPr>
+      </w:pPr>
+      <w:r>
+        <w:rPr>
+          <w:lang w:val="ru-RU"/>
+        </w:rPr>
+        <w:t xml:space="preserve">Исследование проводится через интерфейс управления </w:t>
+      </w:r>
+      <w:proofErr w:type="spellStart"/>
+      <w:r>
+        <w:rPr>
+          <w:lang w:val="ru-RU"/>
+        </w:rPr>
+        <w:t>Unisphere</w:t>
+      </w:r>
+      <w:proofErr w:type="spellEnd"/>
+      <w:r>
+        <w:rPr>
+          <w:lang w:val="ru-RU"/>
+        </w:rPr>
+        <w:t xml:space="preserve">, который позволяет просматривать конфигурацию системы, состояние оборудования и параметры хранения данных. В рамках работы изучаются основные разделы меню System, Storage и </w:t>
+      </w:r>
+      <w:proofErr w:type="spellStart"/>
+      <w:r>
+        <w:rPr>
+          <w:lang w:val="ru-RU"/>
+        </w:rPr>
+        <w:t>Hosts</w:t>
+      </w:r>
+      <w:proofErr w:type="spellEnd"/>
+      <w:r>
+        <w:rPr>
+          <w:lang w:val="ru-RU"/>
+        </w:rPr>
+        <w:t xml:space="preserve">, рассматривается организация физических и логических компонентов системы. </w:t>
+      </w:r>
+    </w:p>
+    <w:p>
+      <w:pPr>
+        <w:pStyle w:val="a7"/>
+        <w:rPr>
+          <w:lang w:val="ru-RU"/>
+        </w:rPr>
+      </w:pPr>
+      <w:r>
+        <w:rPr>
+          <w:lang w:val="ru-RU"/>
+        </w:rPr>
+        <w:t>Отдельное внимание уделяется взаимосвязям между хостами (</w:t>
+      </w:r>
+      <w:proofErr w:type="spellStart"/>
+      <w:r>
+        <w:rPr>
+          <w:lang w:val="ru-RU"/>
+        </w:rPr>
+        <w:t>Hosts</w:t>
+      </w:r>
+      <w:proofErr w:type="spellEnd"/>
+      <w:r>
+        <w:rPr>
+          <w:lang w:val="ru-RU"/>
+        </w:rPr>
+        <w:t>), инициаторами (</w:t>
+      </w:r>
+      <w:proofErr w:type="spellStart"/>
+      <w:r>
+        <w:rPr>
+          <w:lang w:val="ru-RU"/>
+        </w:rPr>
+        <w:t>Initiators</w:t>
+      </w:r>
+      <w:proofErr w:type="spellEnd"/>
+      <w:r>
+        <w:rPr>
+          <w:lang w:val="ru-RU"/>
+        </w:rPr>
+        <w:t xml:space="preserve">), логическими томами (LUN), пулами хранения (Storage </w:t>
+      </w:r>
+      <w:proofErr w:type="spellStart"/>
+      <w:r>
+        <w:rPr>
+          <w:lang w:val="ru-RU"/>
+        </w:rPr>
+        <w:t>Pools</w:t>
+      </w:r>
+      <w:proofErr w:type="spellEnd"/>
+      <w:r>
+        <w:rPr>
+          <w:lang w:val="ru-RU"/>
+        </w:rPr>
+        <w:t xml:space="preserve">) и физическими накопителями дисковой полки (DPE). В процессе исследования необходимо определить версии аппаратного и программного обеспечения </w:t>
+      </w:r>
+      <w:proofErr w:type="spellStart"/>
+      <w:r>
+        <w:rPr>
+          <w:lang w:val="ru-RU"/>
+        </w:rPr>
+        <w:t>VNXe</w:t>
+      </w:r>
+      <w:proofErr w:type="spellEnd"/>
+      <w:r>
+        <w:rPr>
+          <w:lang w:val="ru-RU"/>
+        </w:rPr>
+        <w:t xml:space="preserve">, общую и занятую ёмкость хранилища, объём пространства, используемый файловыми системами, а также изучить типы системных оповещений, характеристики накопителей и доступные порты модуля ввода-вывода SP A I/O </w:t>
+      </w:r>
+      <w:proofErr w:type="spellStart"/>
+      <w:r>
+        <w:rPr>
+          <w:lang w:val="ru-RU"/>
+        </w:rPr>
+        <w:t>Module</w:t>
+      </w:r>
+      <w:proofErr w:type="spellEnd"/>
+      <w:r>
+        <w:rPr>
+          <w:lang w:val="ru-RU"/>
+        </w:rPr>
+        <w:t xml:space="preserve"> 0. Дополнительно проверяется поддержка технологии FAST VP, предназначенной для автоматического распределения данных между уровнями хранения. </w:t>
+      </w:r>
+    </w:p>
+    <w:p>
+      <w:pPr>
+        <w:pStyle w:val="a7"/>
+        <w:rPr>
+          <w:lang w:val="ru-RU"/>
+        </w:rPr>
+      </w:pPr>
+      <w:r>
+        <w:rPr>
+          <w:lang w:val="ru-RU"/>
+        </w:rPr>
+        <w:t xml:space="preserve">Для выполнения практической части используется демонстрационная версия </w:t>
+      </w:r>
+      <w:proofErr w:type="spellStart"/>
+      <w:r>
+        <w:rPr>
+          <w:lang w:val="ru-RU"/>
+        </w:rPr>
+        <w:t>Unisphere</w:t>
+      </w:r>
+      <w:proofErr w:type="spellEnd"/>
+      <w:r>
+        <w:rPr>
+          <w:lang w:val="ru-RU"/>
+        </w:rPr>
+        <w:t xml:space="preserve"> </w:t>
+      </w:r>
+      <w:proofErr w:type="spellStart"/>
+      <w:r>
+        <w:rPr>
+          <w:lang w:val="ru-RU"/>
+        </w:rPr>
+        <w:t>VNXe</w:t>
+      </w:r>
+      <w:proofErr w:type="spellEnd"/>
+      <w:r>
+        <w:rPr>
+          <w:lang w:val="ru-RU"/>
+        </w:rPr>
+        <w:t>, которая позволяет исследовать конфигурацию СХД без физического оборудования. Поскольку данная версия работает с использованием Adobe Flash Player, поддержка которого прекращена, перед началом исследования требуется установить Adobe Flash Player и совместимый браузер Mozilla Firefox ESR версии 52.9.0. После подготовки программной среды выполняется последовательное изучение компонентов системы и их параметров.</w:t>
+      </w:r>
+    </w:p>
+    <w:p>
+      <w:pPr>
+        <w:pStyle w:val="a7"/>
+        <w:rPr>
+          <w:lang w:val="ru-RU"/>
+        </w:rPr>
+      </w:pPr>
+      <w:r>
+        <w:rPr>
+          <w:lang w:val="ru-RU"/>
+        </w:rPr>
+        <w:t xml:space="preserve"> Выполнение лабораторной работы позволяет получить практические навыки работы с интерфейсом </w:t>
+      </w:r>
+      <w:proofErr w:type="spellStart"/>
+      <w:r>
+        <w:rPr>
+          <w:lang w:val="ru-RU"/>
+        </w:rPr>
+        <w:t>Unisphere</w:t>
+      </w:r>
+      <w:proofErr w:type="spellEnd"/>
+      <w:r>
+        <w:rPr>
+          <w:lang w:val="ru-RU"/>
+        </w:rPr>
+        <w:t>, анализа конфигурации СХД и определения характеристик её основных компонентов.</w:t>
+      </w:r>
+      <w:r>
+        <w:rPr>
+          <w:lang w:val="ru-RU"/>
+        </w:rPr>
+        <w:t xml:space="preserve"> </w:t>
+      </w:r>
+      <w:r>
+        <w:rPr>
+          <w:lang w:val="ru-RU"/>
+        </w:rPr>
+        <w:t xml:space="preserve"> </w:t>
+      </w:r>
       <w:bookmarkEnd w:id="1"/>
-    </w:p>
-    <w:p>
-      <w:pPr>
-        <w:pStyle w:val="a7"/>
-        <w:rPr>
-          <w:lang w:val="ru-RU"/>
-        </w:rPr>
-      </w:pPr>
-    </w:p>
-    <w:p>
-      <w:pPr>
-        <w:pStyle w:val="a7"/>
-        <w:rPr>
-          <w:lang w:val="ru-RU"/>
-        </w:rPr>
-      </w:pPr>
-      <w:r>
-        <w:rPr>
-          <w:lang w:val="ru-RU"/>
-        </w:rPr>
-        <w:t xml:space="preserve">В данной лабораторной работе рассматривается устройство системы хранения данных (СХД) на примере виртуального симулятора </w:t>
-      </w:r>
-      <w:proofErr w:type="spellStart"/>
-      <w:r>
-        <w:rPr>
-          <w:lang w:val="ru-RU"/>
-        </w:rPr>
-        <w:t>Unisphere</w:t>
-      </w:r>
-      <w:proofErr w:type="spellEnd"/>
-      <w:r>
-        <w:rPr>
-          <w:lang w:val="ru-RU"/>
-        </w:rPr>
-        <w:t xml:space="preserve"> </w:t>
-      </w:r>
-      <w:proofErr w:type="spellStart"/>
-      <w:r>
-        <w:rPr>
-          <w:lang w:val="ru-RU"/>
-        </w:rPr>
-        <w:t>VNXe</w:t>
-      </w:r>
-      <w:proofErr w:type="spellEnd"/>
-      <w:r>
-        <w:rPr>
-          <w:lang w:val="ru-RU"/>
-        </w:rPr>
-        <w:t xml:space="preserve"> </w:t>
-      </w:r>
-      <w:proofErr w:type="spellStart"/>
-      <w:r>
-        <w:rPr>
-          <w:lang w:val="ru-RU"/>
-        </w:rPr>
-        <w:t>Demo</w:t>
-      </w:r>
-      <w:proofErr w:type="spellEnd"/>
-      <w:r>
-        <w:rPr>
-          <w:lang w:val="ru-RU"/>
-        </w:rPr>
-        <w:t xml:space="preserve">. Цель работы заключается в изучении программно-аппаратной архитектуры СХД, определении характеристик её компонентов и установлении связей между ними. </w:t>
-      </w:r>
-    </w:p>
-    <w:p>
-      <w:pPr>
-        <w:pStyle w:val="a7"/>
-        <w:rPr>
-          <w:lang w:val="ru-RU"/>
-        </w:rPr>
-      </w:pPr>
-      <w:r>
-        <w:rPr>
-          <w:lang w:val="ru-RU"/>
-        </w:rPr>
-        <w:t xml:space="preserve">Исследование проводится через интерфейс управления </w:t>
-      </w:r>
-      <w:proofErr w:type="spellStart"/>
-      <w:r>
-        <w:rPr>
-          <w:lang w:val="ru-RU"/>
-        </w:rPr>
-        <w:t>Unisphere</w:t>
-      </w:r>
-      <w:proofErr w:type="spellEnd"/>
-      <w:r>
-        <w:rPr>
-          <w:lang w:val="ru-RU"/>
-        </w:rPr>
-        <w:t xml:space="preserve">, который позволяет просматривать конфигурацию системы, состояние оборудования и параметры хранения данных. В рамках работы изучаются основные разделы меню System, Storage и </w:t>
-      </w:r>
-      <w:proofErr w:type="spellStart"/>
-      <w:r>
-        <w:rPr>
-          <w:lang w:val="ru-RU"/>
-        </w:rPr>
-        <w:t>Hosts</w:t>
-      </w:r>
-      <w:proofErr w:type="spellEnd"/>
-      <w:r>
-        <w:rPr>
-          <w:lang w:val="ru-RU"/>
-        </w:rPr>
-        <w:t xml:space="preserve">, рассматривается организация физических и логических компонентов системы. </w:t>
-      </w:r>
-    </w:p>
-    <w:p>
-      <w:pPr>
-        <w:pStyle w:val="a7"/>
-        <w:rPr>
-          <w:lang w:val="ru-RU"/>
-        </w:rPr>
-      </w:pPr>
-      <w:r>
-        <w:rPr>
-          <w:lang w:val="ru-RU"/>
-        </w:rPr>
-        <w:t>Отдельное внимание уделяется взаимосвязям между хостами (</w:t>
-      </w:r>
-      <w:proofErr w:type="spellStart"/>
-      <w:r>
-        <w:rPr>
-          <w:lang w:val="ru-RU"/>
-        </w:rPr>
-        <w:t>Hosts</w:t>
-      </w:r>
-      <w:proofErr w:type="spellEnd"/>
-      <w:r>
-        <w:rPr>
-          <w:lang w:val="ru-RU"/>
-        </w:rPr>
-        <w:t>), инициаторами (</w:t>
-      </w:r>
-      <w:proofErr w:type="spellStart"/>
-      <w:r>
-        <w:rPr>
-          <w:lang w:val="ru-RU"/>
-        </w:rPr>
-        <w:t>Initiators</w:t>
-      </w:r>
-      <w:proofErr w:type="spellEnd"/>
-      <w:r>
-        <w:rPr>
-          <w:lang w:val="ru-RU"/>
-        </w:rPr>
-        <w:t xml:space="preserve">), логическими томами (LUN), пулами хранения (Storage </w:t>
-      </w:r>
-      <w:proofErr w:type="spellStart"/>
-      <w:r>
-        <w:rPr>
-          <w:lang w:val="ru-RU"/>
-        </w:rPr>
-        <w:t>Pools</w:t>
-      </w:r>
-      <w:proofErr w:type="spellEnd"/>
-      <w:r>
-        <w:rPr>
-          <w:lang w:val="ru-RU"/>
-        </w:rPr>
-        <w:t xml:space="preserve">) и физическими накопителями дисковой полки (DPE). В процессе исследования необходимо определить версии аппаратного и программного обеспечения </w:t>
-      </w:r>
-      <w:proofErr w:type="spellStart"/>
-      <w:r>
-        <w:rPr>
-          <w:lang w:val="ru-RU"/>
-        </w:rPr>
-        <w:t>VNXe</w:t>
-      </w:r>
-      <w:proofErr w:type="spellEnd"/>
-      <w:r>
-        <w:rPr>
-          <w:lang w:val="ru-RU"/>
-        </w:rPr>
-        <w:t xml:space="preserve">, общую и занятую ёмкость хранилища, объём пространства, используемый файловыми системами, а также изучить типы системных оповещений, характеристики накопителей и доступные порты модуля ввода-вывода SP A I/O </w:t>
-      </w:r>
-      <w:proofErr w:type="spellStart"/>
-      <w:r>
-        <w:rPr>
-          <w:lang w:val="ru-RU"/>
-        </w:rPr>
-        <w:t>Module</w:t>
-      </w:r>
-      <w:proofErr w:type="spellEnd"/>
-      <w:r>
-        <w:rPr>
-          <w:lang w:val="ru-RU"/>
-        </w:rPr>
-        <w:t xml:space="preserve"> 0. Дополнительно проверяется поддержка технологии FAST VP, предназначенной для автоматического распределения данных между уровнями хранения. </w:t>
-      </w:r>
-    </w:p>
-    <w:p>
-      <w:pPr>
-        <w:pStyle w:val="a7"/>
-        <w:rPr>
-          <w:lang w:val="ru-RU"/>
-        </w:rPr>
-      </w:pPr>
-      <w:r>
-        <w:rPr>
-          <w:lang w:val="ru-RU"/>
-        </w:rPr>
-        <w:t xml:space="preserve">Для выполнения практической части используется демонстрационная версия </w:t>
-      </w:r>
-      <w:proofErr w:type="spellStart"/>
-      <w:r>
-        <w:rPr>
-          <w:lang w:val="ru-RU"/>
-        </w:rPr>
-        <w:t>Unisphere</w:t>
-      </w:r>
-      <w:proofErr w:type="spellEnd"/>
-      <w:r>
-        <w:rPr>
-          <w:lang w:val="ru-RU"/>
-        </w:rPr>
-        <w:t xml:space="preserve"> </w:t>
-      </w:r>
-      <w:proofErr w:type="spellStart"/>
-      <w:r>
-        <w:rPr>
-          <w:lang w:val="ru-RU"/>
-        </w:rPr>
-        <w:t>VNXe</w:t>
-      </w:r>
-      <w:proofErr w:type="spellEnd"/>
-      <w:r>
-        <w:rPr>
-          <w:lang w:val="ru-RU"/>
-        </w:rPr>
-        <w:t>, которая позволяет исследовать конфигурацию СХД без физического оборудования. Поскольку данная версия работает с использованием Adobe Flash Player, поддержка которого прекращена, перед началом исследования требуется установить Adobe Flash Player и совместимый браузер Mozilla Firefox ESR версии 52.9.0. После подготовки программной среды выполняется последовательное изучение компонентов системы и их параметров.</w:t>
-      </w:r>
-    </w:p>
-    <w:p>
-      <w:pPr>
-        <w:pStyle w:val="a7"/>
-        <w:rPr>
-          <w:lang w:val="ru-RU"/>
-        </w:rPr>
-      </w:pPr>
-      <w:r>
-        <w:rPr>
-          <w:lang w:val="ru-RU"/>
-        </w:rPr>
-        <w:t xml:space="preserve"> Выполнение лабораторной работы позволяет получить практические навыки работы с интерфейсом </w:t>
-      </w:r>
-      <w:proofErr w:type="spellStart"/>
-      <w:r>
-        <w:rPr>
-          <w:lang w:val="ru-RU"/>
-        </w:rPr>
-        <w:t>Unisphere</w:t>
-      </w:r>
-      <w:proofErr w:type="spellEnd"/>
-      <w:r>
-        <w:rPr>
-          <w:lang w:val="ru-RU"/>
-        </w:rPr>
-        <w:t>, анализа конфигурации СХД и определения характеристик её основных компонентов.</w:t>
-      </w:r>
-      <w:r>
-        <w:rPr>
-          <w:lang w:val="ru-RU"/>
-        </w:rPr>
-        <w:t xml:space="preserve"> </w:t>
-      </w:r>
-      <w:r>
-        <w:rPr>
-          <w:lang w:val="ru-RU"/>
-        </w:rPr>
-        <w:t xml:space="preserve"> </w:t>
-      </w:r>
-      <w:bookmarkEnd w:id="2"/>
     </w:p>
     <w:p>
       <w:pPr>
@@ -1590,7 +1589,7 @@
         <w:pStyle w:val="a"/>
         <w:ind w:left="0" w:firstLine="709"/>
       </w:pPr>
-      <w:bookmarkStart w:id="3" w:name="OLE_LINK13"/>
+      <w:bookmarkStart w:id="2" w:name="OLE_LINK13"/>
       <w:r>
         <w:lastRenderedPageBreak/>
         <w:t>Выполнение работы</w:t>
@@ -2494,7 +2493,7 @@
         <w:t>Для изменения параметров обновления необходимо открыть настройки браузера и перейти в раздел «Настройки → Дополнительные → Обновления». В данном разделе выбирается параметр, отключающий автоматическую установку обновлений. Соответствующая настройка представлена на рисунке 1.8.</w:t>
       </w:r>
     </w:p>
-    <w:bookmarkEnd w:id="3"/>
+    <w:bookmarkEnd w:id="2"/>
     <w:p>
       <w:pPr>
         <w:pStyle w:val="a7"/>
@@ -2805,7 +2804,7 @@
           <w:lang w:val="ru-RU" w:eastAsia="en-US"/>
         </w:rPr>
         <w:drawing>
-          <wp:inline distT="0" distB="0" distL="0" distR="0" wp14:anchorId="39B39857" wp14:editId="00B3B27B">
+          <wp:inline distT="0" distB="0" distL="0" distR="0" wp14:anchorId="39B39857" wp14:editId="574944C5">
             <wp:extent cx="3797450" cy="2910242"/>
             <wp:effectExtent l="0" t="0" r="0" b="0"/>
             <wp:docPr id="21" name="Рисунок 21"/>
@@ -3722,7 +3721,7 @@
           <w:rFonts w:eastAsia="Times New Roman" w:cs="Times New Roman"/>
           <w:color w:val="000000"/>
           <w:szCs w:val="28"/>
-          <w:lang w:val="en-US" w:eastAsia="be-BY"/>
+          <w:lang w:eastAsia="be-BY"/>
         </w:rPr>
       </w:pPr>
       <w:r>
@@ -3972,7 +3971,7 @@
           <w:rFonts w:eastAsia="Times New Roman" w:cs="Times New Roman"/>
           <w:color w:val="000000"/>
           <w:szCs w:val="28"/>
-          <w:lang w:val="en-US" w:eastAsia="be-BY"/>
+          <w:lang w:eastAsia="be-BY"/>
         </w:rPr>
       </w:pPr>
       <w:r>
@@ -4023,19 +4022,7 @@
         <w:rPr>
           <w:lang w:val="ru-RU"/>
         </w:rPr>
-        <w:t>Далее исследуется подраздел «Системные ресурсы», в котором отображается распределение дискового пространства.</w:t>
-      </w:r>
-      <w:r>
-        <w:rPr>
-          <w:lang w:val="ru-RU"/>
-        </w:rPr>
-        <w:t xml:space="preserve"> </w:t>
-      </w:r>
-      <w:r>
-        <w:rPr>
-          <w:lang w:val="ru-RU"/>
-        </w:rPr>
-        <w:t>Информация представлена в виде круговой диаграммы, позволяющей оценить соотношение свободной и используемой ёмкости хранилища. Занятое пространство разделено по категориям, включая файловые системы и другие ресурсы СХД. Такое представление позволяет определить, какая часть доступной ёмкости уже используется и сколько пространства остаётся для дальнейшего размещения данных. Распределение дискового пространства показано на рисунке 1.16.</w:t>
+        <w:t>Далее исследуется подраздел «Системные ресурсы», в котором отображается распределение дискового пространства. Информация представлена в виде круговой диаграммы, позволяющей оценить соотношение свободной и используемой ёмкости хранилища. Занятое пространство разделено по категориям, включая файловые системы и другие ресурсы СХД. Такое представление позволяет определить, какая часть доступной ёмкости уже используется и сколько пространства остаётся для дальнейшего размещения данных. Распределение дискового пространства показано на рисунке 1.16.</w:t>
       </w:r>
       <w:r>
         <w:rPr>
@@ -4133,25 +4120,67 @@
         <w:rPr>
           <w:lang w:val="ru-RU"/>
         </w:rPr>
+        <w:t xml:space="preserve"> – Распределение дискового пространства системы хранения данных</w:t>
+      </w:r>
+    </w:p>
+    <w:p>
+      <w:pPr>
+        <w:pStyle w:val="a7"/>
+        <w:spacing w:before="320" w:after="320"/>
+        <w:rPr>
+          <w:lang w:val="ru-RU"/>
+        </w:rPr>
+      </w:pPr>
+      <w:r>
+        <w:rPr>
+          <w:lang w:val="ru-RU"/>
+        </w:rPr>
+        <w:t xml:space="preserve">Следующим этапом выполняется просмотр системных оповещений. Данный подраздел содержит журнал событий, связанных с работой оборудования, подключённых хостов и программных компонентов СХД. В рассматриваемой конфигурации присутствуют два типа сообщений: информационные оповещения и предупреждения. Информационные сообщения подтверждают нормальную работу отдельных компонентов, включая дисковую полку </w:t>
+      </w:r>
+      <w:r>
+        <w:t>DPE</w:t>
+      </w:r>
+      <w:r>
+        <w:rPr>
+          <w:lang w:val="ru-RU"/>
+        </w:rPr>
+        <w:t xml:space="preserve"> и процессоры хранения </w:t>
+      </w:r>
+      <w:r>
+        <w:t>SP</w:t>
+      </w:r>
+      <w:r>
+        <w:rPr>
+          <w:lang w:val="ru-RU"/>
+        </w:rPr>
         <w:t xml:space="preserve"> </w:t>
       </w:r>
       <w:r>
-        <w:rPr>
-          <w:lang w:val="ru-RU"/>
-        </w:rPr>
-        <w:t>– Распределение дискового пространства системы хранения данных</w:t>
-      </w:r>
-    </w:p>
-    <w:p>
-      <w:pPr>
-        <w:pStyle w:val="a7"/>
-        <w:spacing w:before="320" w:after="320"/>
-        <w:rPr>
-          <w:lang w:val="ru-RU"/>
-        </w:rPr>
-      </w:pPr>
-      <w:r>
-        <w:t xml:space="preserve">Следующим этапом выполняется просмотр системных оповещений. Данный подраздел содержит журнал событий, связанных с работой оборудования, подключённых хостов и программных компонентов СХД. В рассматриваемой конфигурации присутствуют два типа сообщений: информационные оповещения и предупреждения. Информационные сообщения подтверждают нормальную работу отдельных компонентов, включая дисковую полку DPE и процессоры хранения SP A и SP B. Список системных оповещений представлен на рисунке 1.17.</w:t>
+        <w:t>A</w:t>
+      </w:r>
+      <w:r>
+        <w:rPr>
+          <w:lang w:val="ru-RU"/>
+        </w:rPr>
+        <w:t xml:space="preserve"> и </w:t>
+      </w:r>
+      <w:r>
+        <w:t>SP</w:t>
+      </w:r>
+      <w:r>
+        <w:rPr>
+          <w:lang w:val="ru-RU"/>
+        </w:rPr>
+        <w:t xml:space="preserve"> </w:t>
+      </w:r>
+      <w:r>
+        <w:t>B</w:t>
+      </w:r>
+      <w:r>
+        <w:rPr>
+          <w:lang w:val="ru-RU"/>
+        </w:rPr>
+        <w:t>. Список системных оповещений представлен на рисунке 1.17.</w:t>
       </w:r>
     </w:p>
     <w:p>
@@ -4246,13 +4275,7 @@
         <w:rPr>
           <w:lang w:val="ru-RU"/>
         </w:rPr>
-        <w:t xml:space="preserve"> </w:t>
-      </w:r>
-      <w:r>
-        <w:rPr>
-          <w:lang w:val="ru-RU"/>
-        </w:rPr>
-        <w:t xml:space="preserve">– Список системных оповещений </w:t>
+        <w:t xml:space="preserve"> – Список системных оповещений </w:t>
       </w:r>
       <w:proofErr w:type="spellStart"/>
       <w:r>
@@ -4287,19 +4310,7 @@
         <w:rPr>
           <w:lang w:val="ru-RU"/>
         </w:rPr>
-        <w:t xml:space="preserve"> доступна схема расположения аппаратных компонентов, позволяющая выбирать отдельные накопители и просматривать их характеристики.</w:t>
-      </w:r>
-      <w:r>
-        <w:rPr>
-          <w:lang w:val="ru-RU"/>
-        </w:rPr>
-        <w:t xml:space="preserve"> </w:t>
-      </w:r>
-      <w:r>
-        <w:rPr>
-          <w:lang w:val="ru-RU"/>
-        </w:rPr>
-        <w:t>Для исследования выбран накопитель DPE Disk 21, расположенный в дисковой процессорной полке (DPE). Согласно представленным характеристикам, устройство относится к категории Flash и использует интерфейс SAS Flash. Выбранный накопитель выделяется на схеме полки, а в нижней части окна отображаются его технические параметры и состояние. Информация о накопителе приведена на рисунке 1.18.</w:t>
+        <w:t xml:space="preserve"> доступна схема расположения аппаратных компонентов, позволяющая выбирать отдельные накопители и просматривать их характеристики. Для исследования выбран накопитель DPE Disk 21, расположенный в дисковой процессорной полке (DPE). Согласно представленным характеристикам, устройство относится к категории Flash и использует интерфейс SAS Flash. Выбранный накопитель выделяется на схеме полки, а в нижней части окна отображаются его технические параметры и состояние. Информация о накопителе приведена на рисунке 1.18.</w:t>
       </w:r>
     </w:p>
     <w:p>
@@ -4376,7 +4387,7 @@
         <w:rPr>
           <w:lang w:val="ru-RU"/>
         </w:rPr>
-        <w:t xml:space="preserve">Рисунок 1.18 – Характеристики накопителя DPE Disk 21</w:t>
+        <w:t>Рисунок 1.18 – Характеристики накопителя DPE Disk 21</w:t>
       </w:r>
     </w:p>
     <w:p>
@@ -4509,20 +4520,14 @@
       <w:pPr>
         <w:pStyle w:val="a7"/>
         <w:rPr>
-          <w:lang w:eastAsia="en-US"/>
-        </w:rPr>
-      </w:pPr>
-      <w:r>
-        <w:rPr>
-          <w:lang w:val="ru-RU" w:eastAsia="en-US"/>
-        </w:rPr>
-        <w:t>После исследования аппаратной части выполняется переход в раздел Storage («Система хранения данных»), предназначенный для управления логическими ресурсами СХД. В этом разделе рассматриваются файловые системы, логические тома и пулы хранения.</w:t>
-      </w:r>
-      <w:r>
-        <w:rPr>
-          <w:lang w:val="ru-RU" w:eastAsia="en-US"/>
-        </w:rPr>
-        <w:t xml:space="preserve"> </w:t>
+          <w:lang w:val="ru-RU" w:eastAsia="en-US"/>
+        </w:rPr>
+      </w:pPr>
+      <w:r>
+        <w:rPr>
+          <w:lang w:val="ru-RU" w:eastAsia="en-US"/>
+        </w:rPr>
+        <w:t xml:space="preserve">После исследования аппаратной части выполняется переход в раздел Storage («Система хранения данных»), предназначенный для управления логическими ресурсами СХД. В этом разделе рассматриваются файловые системы, логические тома и пулы хранения. </w:t>
       </w:r>
     </w:p>
     <w:p>
@@ -5045,7 +5050,7 @@
         <w:pStyle w:val="a7"/>
         <w:spacing w:before="320"/>
         <w:rPr>
-          <w:lang w:eastAsia="en-US"/>
+          <w:lang w:val="ru-RU" w:eastAsia="en-US"/>
         </w:rPr>
       </w:pPr>
       <w:r>
@@ -5066,23 +5071,11 @@
         <w:rPr>
           <w:lang w:val="ru-RU" w:eastAsia="en-US"/>
         </w:rPr>
-        <w:t xml:space="preserve"> Unit Number). Они представляют собой логические единицы хранения, которые формируются на основе ресурсов СХД и могут предоставляться подключённым хостам для блочного доступа к данным. При этом физическое расположение данных на накопителях скрыто от операционной системы хоста.</w:t>
-      </w:r>
-      <w:r>
-        <w:rPr>
-          <w:lang w:val="ru-RU" w:eastAsia="en-US"/>
-        </w:rPr>
-        <w:t xml:space="preserve"> </w:t>
-      </w:r>
-      <w:r>
-        <w:rPr>
-          <w:lang w:val="ru-RU" w:eastAsia="en-US"/>
-        </w:rPr>
-        <w:t xml:space="preserve">В симуляторе представлены </w:t>
-      </w:r>
-      <w:r>
-        <w:rPr>
-          <w:lang w:eastAsia="en-US"/>
+        <w:t xml:space="preserve"> Unit Number). Они представляют собой логические единицы хранения, которые формируются на основе ресурсов СХД и могут предоставляться подключённым хостам для блочного доступа к данным. При этом физическое расположение данных на накопителях скрыто от операционной системы хоста. В симуляторе представлены </w:t>
+      </w:r>
+      <w:r>
+        <w:rPr>
+          <w:lang w:val="ru-RU" w:eastAsia="en-US"/>
         </w:rPr>
         <w:t>7</w:t>
       </w:r>
@@ -6050,19 +6043,7 @@
         <w:rPr>
           <w:lang w:val="ru-RU" w:eastAsia="en-US"/>
         </w:rPr>
-        <w:t>Дополнительно исследуется информация о резервных накопителях. Резервирование дисков необходимо для обеспечения отказоустойчивости системы хранения данных. При выходе накопителя из строя запасной диск может использоваться для восстановления данных в соответствии с выбранной политикой резервирования.</w:t>
-      </w:r>
-      <w:r>
-        <w:rPr>
-          <w:lang w:val="ru-RU" w:eastAsia="en-US"/>
-        </w:rPr>
-        <w:t xml:space="preserve"> </w:t>
-      </w:r>
-      <w:r>
-        <w:rPr>
-          <w:lang w:val="ru-RU" w:eastAsia="en-US"/>
-        </w:rPr>
-        <w:t xml:space="preserve">В интерфейсе </w:t>
+        <w:t xml:space="preserve">Дополнительно исследуется информация о резервных накопителях. Резервирование дисков необходимо для обеспечения отказоустойчивости системы хранения данных. При выходе накопителя из строя запасной диск может использоваться для восстановления данных в соответствии с выбранной политикой резервирования. В интерфейсе </w:t>
       </w:r>
       <w:proofErr w:type="spellStart"/>
       <w:r>
@@ -6206,19 +6187,14 @@
         <w:rPr>
           <w:lang w:val="ru-RU" w:eastAsia="en-US"/>
         </w:rPr>
-        <w:t xml:space="preserve"> («Хосты»). Он предназначен для просмотра серверов и рабочих станций, имеющих доступ к системе хранения данных, а также для управления их подключениями. Для каждого хоста могут отображаться имя, используемый протокол, операционная система и параметры сетевого соединения.</w:t>
-      </w:r>
-      <w:r>
-        <w:rPr>
-          <w:lang w:val="ru-RU" w:eastAsia="en-US"/>
-        </w:rPr>
-        <w:t xml:space="preserve"> </w:t>
-      </w:r>
-      <w:r>
-        <w:rPr>
-          <w:lang w:val="ru-RU" w:eastAsia="en-US"/>
-        </w:rPr>
-        <w:t xml:space="preserve">В демонстрационной конфигурации представлены хосты, использующие протоколы Fibre Channel и </w:t>
+        <w:t xml:space="preserve"> («Хосты»). Он предназначен для просмотра серверов и рабочих станций, имеющих доступ к системе хранения данных, а также для управления их подключениями. Для каждого хоста могут отображаться имя, используемый протокол, операционная система и параметры сетевого соединения. В </w:t>
+      </w:r>
+      <w:r>
+        <w:rPr>
+          <w:lang w:val="ru-RU" w:eastAsia="en-US"/>
+        </w:rPr>
+        <w:lastRenderedPageBreak/>
+        <w:t xml:space="preserve">демонстрационной конфигурации представлены хосты, использующие протоколы Fibre Channel и </w:t>
       </w:r>
       <w:proofErr w:type="spellStart"/>
       <w:r>
@@ -6269,7 +6245,6 @@
         <w:rPr>
           <w:noProof/>
         </w:rPr>
-        <w:lastRenderedPageBreak/>
         <w:drawing>
           <wp:inline distT="0" distB="0" distL="0" distR="0" wp14:anchorId="7F21BA5E" wp14:editId="4CCA9607">
             <wp:extent cx="5679440" cy="975829"/>
@@ -6720,95 +6695,92 @@
         <w:pStyle w:val="a7"/>
         <w:spacing w:before="320" w:after="320"/>
         <w:rPr>
+          <w:lang w:val="ru-RU" w:eastAsia="en-US"/>
+        </w:rPr>
+      </w:pPr>
+      <w:r>
+        <w:rPr>
+          <w:lang w:val="ru-RU" w:eastAsia="en-US"/>
+        </w:rPr>
+        <w:t xml:space="preserve">В списке присутствуют два сервера виртуализации VMware </w:t>
+      </w:r>
+      <w:proofErr w:type="spellStart"/>
+      <w:r>
+        <w:rPr>
+          <w:lang w:val="ru-RU" w:eastAsia="en-US"/>
+        </w:rPr>
+        <w:t>ESXi</w:t>
+      </w:r>
+      <w:proofErr w:type="spellEnd"/>
+      <w:r>
+        <w:rPr>
+          <w:lang w:val="ru-RU" w:eastAsia="en-US"/>
+        </w:rPr>
+        <w:t xml:space="preserve"> и два хоста под управлением операционных систем Windows. Первый сервер VMware </w:t>
+      </w:r>
+      <w:proofErr w:type="spellStart"/>
+      <w:r>
+        <w:rPr>
+          <w:lang w:val="ru-RU" w:eastAsia="en-US"/>
+        </w:rPr>
+        <w:t>ESXi</w:t>
+      </w:r>
+      <w:proofErr w:type="spellEnd"/>
+      <w:r>
+        <w:rPr>
+          <w:lang w:val="ru-RU" w:eastAsia="en-US"/>
+        </w:rPr>
+        <w:t xml:space="preserve"> использует Fibre Channel, остальные устройства подключаются по протоколу </w:t>
+      </w:r>
+      <w:proofErr w:type="spellStart"/>
+      <w:r>
+        <w:rPr>
+          <w:lang w:val="ru-RU" w:eastAsia="en-US"/>
+        </w:rPr>
+        <w:t>iSCSI</w:t>
+      </w:r>
+      <w:proofErr w:type="spellEnd"/>
+      <w:r>
+        <w:rPr>
+          <w:lang w:val="ru-RU" w:eastAsia="en-US"/>
+        </w:rPr>
+        <w:t xml:space="preserve">. Для изучения подключения хостов открывается подраздел </w:t>
+      </w:r>
+      <w:proofErr w:type="spellStart"/>
+      <w:r>
+        <w:rPr>
+          <w:lang w:val="ru-RU" w:eastAsia="en-US"/>
+        </w:rPr>
+        <w:t>Initiators</w:t>
+      </w:r>
+      <w:proofErr w:type="spellEnd"/>
+      <w:r>
+        <w:rPr>
+          <w:lang w:val="ru-RU" w:eastAsia="en-US"/>
+        </w:rPr>
+        <w:t xml:space="preserve"> («Инициаторы»). Инициаторы используются для установления соединения с ресурсами СХД и идентификации устройств, запрашивающих доступ к логическим томам. В интерфейсе отображаются их идентификаторы, тип протокола и сведения о привязке к хостам.</w:t>
+      </w:r>
+      <w:r>
+        <w:rPr>
+          <w:lang w:val="ru-RU" w:eastAsia="en-US"/>
+        </w:rPr>
+        <w:t xml:space="preserve"> </w:t>
+      </w:r>
+      <w:r>
+        <w:rPr>
+          <w:lang w:val="ru-RU" w:eastAsia="en-US"/>
+        </w:rPr>
+        <w:t>Список зарегистрированных инициаторов приведён на рисунке 1.26.</w:t>
+      </w:r>
+    </w:p>
+    <w:p>
+      <w:pPr>
+        <w:pStyle w:val="a7"/>
+        <w:spacing w:before="320" w:after="320"/>
+        <w:rPr>
           <w:lang w:eastAsia="en-US"/>
         </w:rPr>
       </w:pPr>
-      <w:r>
-        <w:rPr>
-          <w:lang w:val="ru-RU" w:eastAsia="en-US"/>
-        </w:rPr>
-        <w:t xml:space="preserve">В списке присутствуют два сервера виртуализации VMware </w:t>
-      </w:r>
-      <w:proofErr w:type="spellStart"/>
-      <w:r>
-        <w:rPr>
-          <w:lang w:val="ru-RU" w:eastAsia="en-US"/>
-        </w:rPr>
-        <w:t xml:space="preserve">ESXi и </w:t>
-      </w:r>
-      <w:proofErr w:type="spellEnd"/>
-      <w:r>
-        <w:rPr>
-          <w:lang w:val="ru-RU" w:eastAsia="en-US"/>
-        </w:rPr>
-        <w:t xml:space="preserve">два хоста под управлением операционных систем Windows. Первый сервер VMware </w:t>
-      </w:r>
-      <w:proofErr w:type="spellStart"/>
-      <w:r>
-        <w:rPr>
-          <w:lang w:val="ru-RU" w:eastAsia="en-US"/>
-        </w:rPr>
-        <w:t>ESXi</w:t>
-      </w:r>
-      <w:proofErr w:type="spellEnd"/>
-      <w:r>
-        <w:rPr>
-          <w:lang w:val="ru-RU" w:eastAsia="en-US"/>
-        </w:rPr>
-        <w:t xml:space="preserve"> использует Fibre Channel, остальные устройства подключаются по протоколу </w:t>
-      </w:r>
-      <w:proofErr w:type="spellStart"/>
-      <w:r>
-        <w:rPr>
-          <w:lang w:val="ru-RU" w:eastAsia="en-US"/>
-        </w:rPr>
-        <w:t>iSCSI</w:t>
-      </w:r>
-      <w:proofErr w:type="spellEnd"/>
-      <w:r>
-        <w:rPr>
-          <w:lang w:val="ru-RU" w:eastAsia="en-US"/>
-        </w:rPr>
-        <w:t>.</w:t>
-      </w:r>
-      <w:r>
-        <w:rPr>
-          <w:lang w:val="ru-RU" w:eastAsia="en-US"/>
-        </w:rPr>
-        <w:t xml:space="preserve"> </w:t>
-      </w:r>
-      <w:r>
-        <w:rPr>
-          <w:lang w:val="ru-RU" w:eastAsia="en-US"/>
-        </w:rPr>
-        <w:t xml:space="preserve">Для изучения подключения хостов открывается подраздел </w:t>
-      </w:r>
-      <w:proofErr w:type="spellStart"/>
-      <w:r>
-        <w:rPr>
-          <w:lang w:val="ru-RU" w:eastAsia="en-US"/>
-        </w:rPr>
-        <w:t>Initiators</w:t>
-      </w:r>
-      <w:proofErr w:type="spellEnd"/>
-      <w:r>
-        <w:rPr>
-          <w:lang w:val="ru-RU" w:eastAsia="en-US"/>
-        </w:rPr>
-        <w:t xml:space="preserve"> («Инициаторы»). Инициаторы используются для установления соединения с ресурсами СХД и идентификации устройств, запрашивающих доступ к логическим томам. В интерфейсе отображаются их идентификаторы, тип протокола и сведения о привязке к хостам.</w:t>
-      </w:r>
-      <w:r>
-        <w:rPr>
-          <w:lang w:val="ru-RU" w:eastAsia="en-US"/>
-        </w:rPr>
-        <w:t xml:space="preserve"> </w:t>
-      </w:r>
-      <w:r>
-        <w:rPr>
-          <w:lang w:val="ru-RU" w:eastAsia="en-US"/>
-        </w:rPr>
-        <w:t>Список зарегистрированных инициаторов приведён на рисунке 1.26.</w:t>
-      </w:r>
     </w:p>
     <w:p>
       <w:pPr>
@@ -6824,6 +6796,7 @@
         <w:rPr>
           <w:noProof/>
         </w:rPr>
+        <w:lastRenderedPageBreak/>
         <w:drawing>
           <wp:inline distT="0" distB="0" distL="0" distR="0" wp14:anchorId="1029BF72" wp14:editId="252DC82D">
             <wp:extent cx="5970852" cy="2043953"/>
@@ -6999,99 +6972,195 @@
           <w:ilvl w:val="0"/>
           <w:numId w:val="17"/>
         </w:numPr>
+        <w:ind w:left="0" w:firstLine="709"/>
+        <w:rPr>
+          <w:lang w:eastAsia="en-US"/>
+        </w:rPr>
+      </w:pPr>
+      <w:r>
+        <w:rPr>
+          <w:lang w:val="ru-RU" w:eastAsia="en-US"/>
+        </w:rPr>
+        <w:t>20:00:00:</w:t>
+      </w:r>
+      <w:proofErr w:type="gramStart"/>
+      <w:r>
+        <w:rPr>
+          <w:lang w:val="ru-RU" w:eastAsia="en-US"/>
+        </w:rPr>
+        <w:t>90:</w:t>
+      </w:r>
+      <w:r>
+        <w:rPr>
+          <w:lang w:eastAsia="en-US"/>
+        </w:rPr>
+        <w:t>FA</w:t>
+      </w:r>
+      <w:proofErr w:type="gramEnd"/>
+      <w:r>
+        <w:rPr>
+          <w:lang w:val="ru-RU" w:eastAsia="en-US"/>
+        </w:rPr>
+        <w:t>:14:3</w:t>
+      </w:r>
+      <w:proofErr w:type="gramStart"/>
+      <w:r>
+        <w:rPr>
+          <w:lang w:eastAsia="en-US"/>
+        </w:rPr>
+        <w:t>F</w:t>
+      </w:r>
+      <w:r>
+        <w:rPr>
+          <w:lang w:val="ru-RU" w:eastAsia="en-US"/>
+        </w:rPr>
+        <w:t>:11:10:00</w:t>
+      </w:r>
+      <w:proofErr w:type="gramEnd"/>
+      <w:r>
+        <w:rPr>
+          <w:lang w:val="ru-RU" w:eastAsia="en-US"/>
+        </w:rPr>
+        <w:t>:</w:t>
+      </w:r>
+      <w:proofErr w:type="gramStart"/>
+      <w:r>
+        <w:rPr>
+          <w:lang w:val="ru-RU" w:eastAsia="en-US"/>
+        </w:rPr>
+        <w:t>00:90:</w:t>
+      </w:r>
+      <w:r>
+        <w:rPr>
+          <w:lang w:eastAsia="en-US"/>
+        </w:rPr>
+        <w:t>FA</w:t>
+      </w:r>
+      <w:proofErr w:type="gramEnd"/>
+      <w:r>
+        <w:rPr>
+          <w:lang w:val="ru-RU" w:eastAsia="en-US"/>
+        </w:rPr>
+        <w:t>:14:3</w:t>
+      </w:r>
+      <w:r>
+        <w:rPr>
+          <w:lang w:eastAsia="en-US"/>
+        </w:rPr>
+        <w:t>F</w:t>
+      </w:r>
+      <w:r>
+        <w:rPr>
+          <w:lang w:val="ru-RU" w:eastAsia="en-US"/>
+        </w:rPr>
+        <w:t>:11.</w:t>
+      </w:r>
+      <w:r>
+        <w:rPr>
+          <w:lang w:val="ru-RU" w:eastAsia="en-US"/>
+        </w:rPr>
+        <w:t xml:space="preserve"> </w:t>
+      </w:r>
+      <w:bookmarkStart w:id="3" w:name="OLE_LINK12"/>
+    </w:p>
+    <w:p>
+      <w:pPr>
+        <w:pStyle w:val="a7"/>
+        <w:rPr>
+          <w:lang w:val="ru-RU" w:eastAsia="en-US"/>
+        </w:rPr>
+      </w:pPr>
+    </w:p>
+    <w:p>
+      <w:pPr>
+        <w:pStyle w:val="a7"/>
+        <w:rPr>
+          <w:lang w:val="ru-RU"/>
+        </w:rPr>
+      </w:pPr>
+      <w:r>
+        <w:rPr>
+          <w:lang w:val="ru-RU"/>
+        </w:rPr>
+        <w:t>Отсутствие привязки означает, что для данных инициаторов в рассматриваемой конфигурации не указан соответствующий хост. При настройке доступа к ресурсам хранения необходимо учитывать эту связь, поскольку именно она позволяет определить, каким серверам предоставляются логические тома.</w:t>
+      </w:r>
+      <w:r>
+        <w:rPr>
+          <w:lang w:val="ru-RU"/>
+        </w:rPr>
+        <w:t xml:space="preserve"> </w:t>
+      </w:r>
+    </w:p>
+    <w:p>
+      <w:pPr>
+        <w:pStyle w:val="a7"/>
+        <w:rPr>
+          <w:lang w:eastAsia="en-US"/>
+        </w:rPr>
+      </w:pPr>
+      <w:r>
+        <w:rPr>
+          <w:lang w:val="ru-RU"/>
+        </w:rPr>
+        <w:t xml:space="preserve">Таким образом, в ходе исследования были рассмотрены физические и логические компоненты </w:t>
+      </w:r>
+      <w:proofErr w:type="spellStart"/>
+      <w:r>
+        <w:t>VNXe</w:t>
+      </w:r>
+      <w:proofErr w:type="spellEnd"/>
+      <w:r>
+        <w:rPr>
+          <w:lang w:val="ru-RU"/>
+        </w:rPr>
+        <w:t xml:space="preserve">, их характеристики и способы взаимодействия. </w:t>
+      </w:r>
+      <w:proofErr w:type="spellStart"/>
+      <w:r>
+        <w:t>Физические</w:t>
+      </w:r>
+      <w:proofErr w:type="spellEnd"/>
+      <w:r>
+        <w:t xml:space="preserve"> </w:t>
+      </w:r>
+      <w:proofErr w:type="spellStart"/>
+      <w:r>
+        <w:t>накопители</w:t>
+      </w:r>
+      <w:proofErr w:type="spellEnd"/>
+      <w:r>
+        <w:t xml:space="preserve"> </w:t>
+      </w:r>
+      <w:proofErr w:type="spellStart"/>
+      <w:r>
+        <w:t>объединяются</w:t>
+      </w:r>
+      <w:proofErr w:type="spellEnd"/>
+      <w:r>
+        <w:t xml:space="preserve"> в пулы хранения, на основе которых формируются логические ресурсы. Доступ к этим ресурсам предоставляется хостам через соответствующие протоколы и инициаторы. Интерфейс Unisphere позволяет проследить организацию данной инфраструктуры и получить сведения о состоянии её основных компонентов.</w:t>
+      </w:r>
+    </w:p>
+    <w:p>
+      <w:pPr>
         <w:spacing w:after="160"/>
-        <w:ind w:left="0" w:firstLine="709"/>
-        <w:rPr>
+        <w:rPr>
+          <w:rFonts w:eastAsia="Times New Roman" w:cs="Times New Roman"/>
           <w:b/>
           <w:bCs/>
           <w:caps/>
-        </w:rPr>
-      </w:pPr>
-      <w:r>
-        <w:rPr>
-          <w:lang w:val="ru-RU" w:eastAsia="en-US"/>
-        </w:rPr>
-        <w:t>20:00:00:</w:t>
-      </w:r>
-      <w:proofErr w:type="gramStart"/>
-      <w:r>
-        <w:rPr>
-          <w:lang w:val="ru-RU" w:eastAsia="en-US"/>
-        </w:rPr>
-        <w:t>90:</w:t>
-      </w:r>
-      <w:r>
-        <w:rPr>
-          <w:lang w:eastAsia="en-US"/>
-        </w:rPr>
-        <w:t>FA</w:t>
-      </w:r>
-      <w:proofErr w:type="gramEnd"/>
-      <w:r>
-        <w:rPr>
-          <w:lang w:val="ru-RU" w:eastAsia="en-US"/>
-        </w:rPr>
-        <w:t>:14:3</w:t>
-      </w:r>
-      <w:proofErr w:type="gramStart"/>
-      <w:r>
-        <w:rPr>
-          <w:lang w:eastAsia="en-US"/>
-        </w:rPr>
-        <w:t>F</w:t>
-      </w:r>
-      <w:r>
-        <w:rPr>
-          <w:lang w:val="ru-RU" w:eastAsia="en-US"/>
-        </w:rPr>
-        <w:t>:11:10:00</w:t>
-      </w:r>
-      <w:proofErr w:type="gramEnd"/>
-      <w:r>
-        <w:rPr>
-          <w:lang w:val="ru-RU" w:eastAsia="en-US"/>
-        </w:rPr>
-        <w:t>:</w:t>
-      </w:r>
-      <w:proofErr w:type="gramStart"/>
-      <w:r>
-        <w:rPr>
-          <w:lang w:val="ru-RU" w:eastAsia="en-US"/>
-        </w:rPr>
-        <w:t>00:90:</w:t>
-      </w:r>
-      <w:r>
-        <w:rPr>
-          <w:lang w:eastAsia="en-US"/>
-        </w:rPr>
-        <w:t>FA</w:t>
-      </w:r>
-      <w:proofErr w:type="gramEnd"/>
-      <w:r>
-        <w:rPr>
-          <w:lang w:val="ru-RU" w:eastAsia="en-US"/>
-        </w:rPr>
-        <w:t>:14:3</w:t>
-      </w:r>
-      <w:r>
-        <w:rPr>
-          <w:lang w:eastAsia="en-US"/>
-        </w:rPr>
-        <w:t>F</w:t>
-      </w:r>
-      <w:r>
-        <w:rPr>
-          <w:lang w:val="ru-RU" w:eastAsia="en-US"/>
-        </w:rPr>
-        <w:t>:11.</w:t>
-      </w:r>
-      <w:r>
-        <w:rPr>
-          <w:lang w:val="ru-RU" w:eastAsia="en-US"/>
-        </w:rPr>
-        <w:t xml:space="preserve"> </w:t>
-      </w:r>
-      <w:bookmarkStart w:id="4" w:name="OLE_LINK12"/>
+          <w:color w:val="000000"/>
+          <w:szCs w:val="28"/>
+          <w:lang w:eastAsia="be-BY"/>
+        </w:rPr>
+      </w:pPr>
+      <w:r>
+        <w:rPr>
+          <w:b/>
+          <w:bCs/>
+          <w:caps/>
+        </w:rPr>
+        <w:br w:type="page"/>
+      </w:r>
     </w:p>
     <w:p>
       <w:pPr>
@@ -7326,7 +7395,7 @@
         </w:rPr>
         <w:t xml:space="preserve"> позволило на практике ознакомиться с архитектурой системы хранения данных, изучить назначение её основных компонентов и принципы распределения ресурсов. В результате были получены навыки работы с интерфейсом управления СХД, анализа конфигурации оборудования и определения параметров хранения данных. Полученные знания могут быть использованы при дальнейшем изучении настройки, администрирования и обслуживания систем хранения данных.</w:t>
       </w:r>
-      <w:bookmarkEnd w:id="4"/>
+      <w:bookmarkEnd w:id="3"/>
     </w:p>
     <w:sectPr>
       <w:footerReference w:type="default" r:id="rId34"/>
